--- a/new_project/docs/decision_effects_formulas.docx
+++ b/new_project/docs/decision_effects_formulas.docx
@@ -3,7 +3,17 @@
 <w:document xmlns:wpc="http://schemas.microsoft.com/office/word/2010/wordprocessingCanvas" xmlns:cx="http://schemas.microsoft.com/office/drawing/2014/chartex" xmlns:cx1="http://schemas.microsoft.com/office/drawing/2015/9/8/chartex" xmlns:cx2="http://schemas.microsoft.com/office/drawing/2015/10/21/chartex" xmlns:cx3="http://schemas.microsoft.com/office/drawing/2016/5/9/chartex" xmlns:cx4="http://schemas.microsoft.com/office/drawing/2016/5/10/chartex" xmlns:cx5="http://schemas.microsoft.com/office/drawing/2016/5/11/chartex" xmlns:cx6="http://schemas.microsoft.com/office/drawing/2016/5/12/chartex" xmlns:cx7="http://schemas.microsoft.com/office/drawing/2016/5/13/chartex" xmlns:cx8="http://schemas.microsoft.com/office/drawing/2016/5/14/chartex" xmlns:mc="http://schemas.openxmlformats.org/markup-compatibility/2006" xmlns:aink="http://schemas.microsoft.com/office/drawing/2016/ink" xmlns:am3d="http://schemas.microsoft.com/office/drawing/2017/model3d" xmlns:o="urn:schemas-microsoft-com:office:office" xmlns:oel="http://schemas.microsoft.com/office/2019/extlst" xmlns:r="http://schemas.openxmlformats.org/officeDocument/2006/relationships" xmlns:m="http://schemas.openxmlformats.org/officeDocument/2006/math" xmlns:v="urn:schemas-microsoft-com:vml" xmlns:wp14="http://schemas.microsoft.com/office/word/2010/wordprocessingDrawing" xmlns:wp="http://schemas.openxmlformats.org/drawingml/2006/wordprocessingDrawing" xmlns:w10="urn:schemas-microsoft-com:office:word" xmlns:w="http://schemas.openxmlformats.org/wordprocessingml/2006/main" xmlns:w14="http://schemas.microsoft.com/office/word/2010/wordml" xmlns:w15="http://schemas.microsoft.com/office/word/2012/wordml" xmlns:w16cex="http://schemas.microsoft.com/office/word/2018/wordml/cex" xmlns:w16cid="http://schemas.microsoft.com/office/word/2016/wordml/cid" xmlns:w16="http://schemas.microsoft.com/office/word/2018/wordml" xmlns:w16du="http://schemas.microsoft.com/office/word/2023/wordml/word16du" xmlns:w16sdtdh="http://schemas.microsoft.com/office/word/2020/wordml/sdtdatahash" xmlns:w16sdtfl="http://schemas.microsoft.com/office/word/2024/wordml/sdtformatlock" xmlns:w16se="http://schemas.microsoft.com/office/word/2015/wordml/symex" xmlns:wpg="http://schemas.microsoft.com/office/word/2010/wordprocessingGroup" xmlns:wpi="http://schemas.microsoft.com/office/word/2010/wordprocessingInk" xmlns:wne="http://schemas.microsoft.com/office/word/2006/wordml" xmlns:wps="http://schemas.microsoft.com/office/word/2010/wordprocessingShape" mc:Ignorable="w14 w15 w16se w16cid w16 w16cex w16sdtdh w16sdtfl w16du wp14">
   <w:body>
     <w:p>
-      <w:r>
+      <w:pPr>
+        <w:rPr>
+          <w:b/>
+          <w:bCs/>
+        </w:rPr>
+      </w:pPr>
+      <w:r>
+        <w:rPr>
+          <w:b/>
+          <w:bCs/>
+        </w:rPr>
         <w:t>Формулы расчёта на странице «Эффект от решений»</w:t>
       </w:r>
     </w:p>
@@ -14,7 +24,7 @@
     </w:p>
     <w:p>
       <w:pPr>
-        <w:pStyle w:val="1"/>
+        <w:pStyle w:val="10"/>
       </w:pPr>
       <w:r>
         <w:t>1. Введение</w:t>
@@ -89,12 +99,6 @@
         <w:gridCol w:w="2838"/>
       </w:tblGrid>
       <w:tr>
-        <w:tblPrEx>
-          <w:tblCellMar>
-            <w:top w:w="0" w:type="dxa"/>
-            <w:bottom w:w="0" w:type="dxa"/>
-          </w:tblCellMar>
-        </w:tblPrEx>
         <w:tc>
           <w:tcPr>
             <w:tcW w:w="0" w:type="auto"/>
@@ -160,12 +164,6 @@
         </w:tc>
       </w:tr>
       <w:tr>
-        <w:tblPrEx>
-          <w:tblCellMar>
-            <w:top w:w="0" w:type="dxa"/>
-            <w:bottom w:w="0" w:type="dxa"/>
-          </w:tblCellMar>
-        </w:tblPrEx>
         <w:tc>
           <w:tcPr>
             <w:tcW w:w="0" w:type="auto"/>
@@ -207,12 +205,6 @@
         </w:tc>
       </w:tr>
       <w:tr>
-        <w:tblPrEx>
-          <w:tblCellMar>
-            <w:top w:w="0" w:type="dxa"/>
-            <w:bottom w:w="0" w:type="dxa"/>
-          </w:tblCellMar>
-        </w:tblPrEx>
         <w:tc>
           <w:tcPr>
             <w:tcW w:w="0" w:type="auto"/>
@@ -334,7 +326,7 @@
     </w:p>
     <w:p>
       <w:pPr>
-        <w:pStyle w:val="1"/>
+        <w:pStyle w:val="10"/>
       </w:pPr>
       <w:r>
         <w:t>2. Общая логика расчёта</w:t>
@@ -382,7 +374,7 @@
     </w:p>
     <w:p>
       <w:pPr>
-        <w:pStyle w:val="1"/>
+        <w:pStyle w:val="10"/>
       </w:pPr>
       <w:r>
         <w:t>3. Базовые формулы</w:t>
@@ -403,15 +395,7 @@
     </w:p>
     <w:p>
       <w:r>
-        <w:t>Учитывает долю применения правила (</w:t>
-      </w:r>
-      <w:proofErr w:type="spellStart"/>
-      <w:r>
-        <w:t>base_percent</w:t>
-      </w:r>
-      <w:proofErr w:type="spellEnd"/>
-      <w:r>
-        <w:t>, %):</w:t>
+        <w:t>Учитывает долю применения правила (base_percent, %):</w:t>
       </w:r>
     </w:p>
     <w:p>
@@ -513,15 +497,7 @@
     <w:p>
       <w:r>
         <w:lastRenderedPageBreak/>
-        <w:t xml:space="preserve">где </w:t>
-      </w:r>
-      <w:proofErr w:type="spellStart"/>
-      <w:r>
-        <w:t>k_raw</w:t>
-      </w:r>
-      <w:proofErr w:type="spellEnd"/>
-      <w:r>
-        <w:t xml:space="preserve"> — исходный коэффициент правила за год.</w:t>
+        <w:t>где k_raw — исходный коэффициент правила за год.</w:t>
       </w:r>
     </w:p>
     <w:p>
@@ -537,49 +513,7 @@
         <w:rPr>
           <w:lang w:val="en-US"/>
         </w:rPr>
-        <w:t xml:space="preserve">: </w:t>
-      </w:r>
-      <w:proofErr w:type="spellStart"/>
-      <w:r>
-        <w:rPr>
-          <w:lang w:val="en-US"/>
-        </w:rPr>
-        <w:t>k_raw</w:t>
-      </w:r>
-      <w:proofErr w:type="spellEnd"/>
-      <w:r>
-        <w:rPr>
-          <w:lang w:val="en-US"/>
-        </w:rPr>
-        <w:t xml:space="preserve"> = 1,10; </w:t>
-      </w:r>
-      <w:proofErr w:type="spellStart"/>
-      <w:r>
-        <w:rPr>
-          <w:lang w:val="en-US"/>
-        </w:rPr>
-        <w:t>base_percent</w:t>
-      </w:r>
-      <w:proofErr w:type="spellEnd"/>
-      <w:r>
-        <w:rPr>
-          <w:lang w:val="en-US"/>
-        </w:rPr>
-        <w:t xml:space="preserve"> = 50 → </w:t>
-      </w:r>
-      <w:proofErr w:type="spellStart"/>
-      <w:r>
-        <w:rPr>
-          <w:lang w:val="en-US"/>
-        </w:rPr>
-        <w:t>k_eff</w:t>
-      </w:r>
-      <w:proofErr w:type="spellEnd"/>
-      <w:r>
-        <w:rPr>
-          <w:lang w:val="en-US"/>
-        </w:rPr>
-        <w:t xml:space="preserve"> = 1 + 0,10 × 0,5 = 1,05.</w:t>
+        <w:t>: k_raw = 1,10; base_percent = 50 → k_eff = 1 + 0,10 × 0,5 = 1,05.</w:t>
       </w:r>
     </w:p>
     <w:p>
@@ -735,15 +669,7 @@
     </w:p>
     <w:p>
       <w:r>
-        <w:t xml:space="preserve">Если подходящих правил нет, </w:t>
-      </w:r>
-      <w:proofErr w:type="spellStart"/>
-      <w:r>
-        <w:t>K_rules</w:t>
-      </w:r>
-      <w:proofErr w:type="spellEnd"/>
-      <w:r>
-        <w:t>(y) = 1.</w:t>
+        <w:t>Если подходящих правил нет, K_rules(y) = 1.</w:t>
       </w:r>
     </w:p>
     <w:p>
@@ -1008,28 +934,12 @@
     </w:p>
     <w:p>
       <w:r>
-        <w:t xml:space="preserve">где V_1(y) — значение первой категории BTD за год y, </w:t>
-      </w:r>
-      <w:proofErr w:type="spellStart"/>
-      <w:r>
-        <w:t>V_i</w:t>
-      </w:r>
-      <w:proofErr w:type="spellEnd"/>
-      <w:r>
-        <w:t>(y) — значения остальных категорий.</w:t>
-      </w:r>
-    </w:p>
-    <w:p>
-      <w:r>
-        <w:t xml:space="preserve">Если в сценарии отключены «базовые тарифные решения», то </w:t>
-      </w:r>
-      <w:proofErr w:type="spellStart"/>
-      <w:r>
-        <w:t>K_base</w:t>
-      </w:r>
-      <w:proofErr w:type="spellEnd"/>
-      <w:r>
-        <w:t>(y) = 1 для всех лет.</w:t>
+        <w:t>где V_1(y) — значение первой категории BTD за год y, V_i(y) — значения остальных категорий.</w:t>
+      </w:r>
+    </w:p>
+    <w:p>
+      <w:r>
+        <w:t>Если в сценарии отключены «базовые тарифные решения», то K_base(y) = 1 для всех лет.</w:t>
       </w:r>
     </w:p>
     <w:p>
@@ -1047,7 +957,7 @@
     </w:p>
     <w:p>
       <w:pPr>
-        <w:pStyle w:val="list"/>
+        <w:pStyle w:val="1"/>
       </w:pPr>
       <w:r>
         <w:t>в первом году горизонта сценария: P(y_0) = P_0 (с учётом оборота — см. ниже);</w:t>
@@ -1055,7 +965,7 @@
     </w:p>
     <w:p>
       <w:pPr>
-        <w:pStyle w:val="list"/>
+        <w:pStyle w:val="1"/>
       </w:pPr>
       <w:r>
         <w:t>в последующих годах:</w:t>
@@ -1242,15 +1152,7 @@
     </w:p>
     <w:p>
       <w:r>
-        <w:t xml:space="preserve">При включённом учёте изменений оборота провозная плата за год масштабируется коэффициентом оборота </w:t>
-      </w:r>
-      <w:proofErr w:type="spellStart"/>
-      <w:r>
-        <w:t>turnover</w:t>
-      </w:r>
-      <w:proofErr w:type="spellEnd"/>
-      <w:r>
-        <w:t>(y):</w:t>
+        <w:t>При включённом учёте изменений оборота провозная плата за год масштабируется коэффициентом оборота turnover(y):</w:t>
       </w:r>
     </w:p>
     <w:p>
@@ -1890,15 +1792,7 @@
     </w:p>
     <w:p>
       <w:r>
-        <w:t xml:space="preserve">При учёте оборота множитель </w:t>
-      </w:r>
-      <w:proofErr w:type="spellStart"/>
-      <w:r>
-        <w:t>turnover</w:t>
-      </w:r>
-      <w:proofErr w:type="spellEnd"/>
-      <w:r>
-        <w:t>(y) входит в расчёт инкрементов вместе с P(y-1).</w:t>
+        <w:t>При учёте оборота множитель turnover(y) входит в расчёт инкрементов вместе с P(y-1).</w:t>
       </w:r>
     </w:p>
     <w:p>
@@ -2143,23 +2037,7 @@
     </w:p>
     <w:p>
       <w:r>
-        <w:t xml:space="preserve">где </w:t>
-      </w:r>
-      <w:proofErr w:type="spellStart"/>
-      <w:r>
-        <w:t>part</w:t>
-      </w:r>
-      <w:proofErr w:type="spellEnd"/>
-      <w:r>
-        <w:t xml:space="preserve"> — величина эффекта (базовый / правил / итого), </w:t>
-      </w:r>
-      <w:proofErr w:type="spellStart"/>
-      <w:r>
-        <w:t>denom</w:t>
-      </w:r>
-      <w:proofErr w:type="spellEnd"/>
-      <w:r>
-        <w:t xml:space="preserve"> — знаменатель:</w:t>
+        <w:t>где part — величина эффекта (базовый / правил / итого), denom — знаменатель:</w:t>
       </w:r>
     </w:p>
     <w:tbl>
@@ -2211,23 +2089,7 @@
                 <w:b/>
                 <w:bCs/>
               </w:rPr>
-              <w:t>Знаменатель (</w:t>
-            </w:r>
-            <w:proofErr w:type="spellStart"/>
-            <w:r>
-              <w:rPr>
-                <w:b/>
-                <w:bCs/>
-              </w:rPr>
-              <w:t>denom</w:t>
-            </w:r>
-            <w:proofErr w:type="spellEnd"/>
-            <w:r>
-              <w:rPr>
-                <w:b/>
-                <w:bCs/>
-              </w:rPr>
-              <w:t>)</w:t>
+              <w:t>Знаменатель (denom)</w:t>
             </w:r>
           </w:p>
         </w:tc>
@@ -2254,13 +2116,8 @@
             <w:pPr>
               <w:pStyle w:val="table"/>
             </w:pPr>
-            <w:proofErr w:type="spellStart"/>
-            <w:r>
-              <w:t>baseline</w:t>
-            </w:r>
-            <w:proofErr w:type="spellEnd"/>
-            <w:r>
-              <w:t xml:space="preserve"> — начальная провозная плата (с учётом оборота первого года)</w:t>
+            <w:r>
+              <w:t>baseline — начальная провозная плата (с учётом оборота первого года)</w:t>
             </w:r>
           </w:p>
         </w:tc>
@@ -2389,15 +2246,7 @@
               <w:pStyle w:val="table"/>
             </w:pPr>
             <w:r>
-              <w:t xml:space="preserve">сумма по маршрутам </w:t>
-            </w:r>
-            <w:proofErr w:type="spellStart"/>
-            <w:r>
-              <w:t>ΔP_total</w:t>
-            </w:r>
-            <w:proofErr w:type="spellEnd"/>
-            <w:r>
-              <w:t>(y) / 10^9</w:t>
+              <w:t>сумма по маршрутам ΔP_total(y) / 10^9</w:t>
             </w:r>
           </w:p>
         </w:tc>
@@ -2424,13 +2273,8 @@
             <w:pPr>
               <w:pStyle w:val="table"/>
             </w:pPr>
-            <w:proofErr w:type="spellStart"/>
-            <w:r>
-              <w:t>pct</w:t>
-            </w:r>
-            <w:proofErr w:type="spellEnd"/>
-            <w:r>
-              <w:t xml:space="preserve"> от знаменателя (см. п. 3.6)</w:t>
+            <w:r>
+              <w:t>pct от знаменателя (см. п. 3.6)</w:t>
             </w:r>
           </w:p>
         </w:tc>
@@ -2458,15 +2302,7 @@
               <w:pStyle w:val="table"/>
             </w:pPr>
             <w:r>
-              <w:t xml:space="preserve">сумма </w:t>
-            </w:r>
-            <w:proofErr w:type="spellStart"/>
-            <w:r>
-              <w:t>ΔP_base</w:t>
-            </w:r>
-            <w:proofErr w:type="spellEnd"/>
-            <w:r>
-              <w:t>(y) / 10^9</w:t>
+              <w:t>сумма ΔP_base(y) / 10^9</w:t>
             </w:r>
           </w:p>
         </w:tc>
@@ -2494,13 +2330,8 @@
             <w:pPr>
               <w:pStyle w:val="table"/>
             </w:pPr>
-            <w:proofErr w:type="spellStart"/>
-            <w:r>
-              <w:t>pct</w:t>
-            </w:r>
-            <w:proofErr w:type="spellEnd"/>
-            <w:r>
-              <w:t xml:space="preserve"> от знаменателя</w:t>
+            <w:r>
+              <w:t>pct от знаменателя</w:t>
             </w:r>
           </w:p>
         </w:tc>
@@ -2528,15 +2359,7 @@
               <w:pStyle w:val="table"/>
             </w:pPr>
             <w:r>
-              <w:t xml:space="preserve">сумма </w:t>
-            </w:r>
-            <w:proofErr w:type="spellStart"/>
-            <w:r>
-              <w:t>ΔP_rules</w:t>
-            </w:r>
-            <w:proofErr w:type="spellEnd"/>
-            <w:r>
-              <w:t>(y) / 10^9</w:t>
+              <w:t>сумма ΔP_rules(y) / 10^9</w:t>
             </w:r>
           </w:p>
         </w:tc>
@@ -2563,13 +2386,8 @@
             <w:pPr>
               <w:pStyle w:val="table"/>
             </w:pPr>
-            <w:proofErr w:type="spellStart"/>
-            <w:r>
-              <w:t>pct</w:t>
-            </w:r>
-            <w:proofErr w:type="spellEnd"/>
-            <w:r>
-              <w:t xml:space="preserve"> от знаменателя</w:t>
+            <w:r>
+              <w:t>pct от знаменателя</w:t>
             </w:r>
           </w:p>
         </w:tc>
@@ -3146,15 +2964,7 @@
               <w:pStyle w:val="table"/>
             </w:pPr>
             <w:r>
-              <w:t xml:space="preserve">сумма </w:t>
-            </w:r>
-            <w:proofErr w:type="spellStart"/>
-            <w:r>
-              <w:t>ΔP_base</w:t>
-            </w:r>
-            <w:proofErr w:type="spellEnd"/>
-            <w:r>
-              <w:t xml:space="preserve"> по группе — % от P(y-1) группы</w:t>
+              <w:t>сумма ΔP_base по группе — % от P(y-1) группы</w:t>
             </w:r>
           </w:p>
         </w:tc>
@@ -3182,15 +2992,7 @@
               <w:pStyle w:val="table"/>
             </w:pPr>
             <w:r>
-              <w:t xml:space="preserve">сумма </w:t>
-            </w:r>
-            <w:proofErr w:type="spellStart"/>
-            <w:r>
-              <w:t>ΔP_rules</w:t>
-            </w:r>
-            <w:proofErr w:type="spellEnd"/>
-            <w:r>
-              <w:t xml:space="preserve"> по группе — % от P(y-1) группы</w:t>
+              <w:t>сумма ΔP_rules по группе — % от P(y-1) группы</w:t>
             </w:r>
           </w:p>
         </w:tc>
@@ -3264,7 +3066,7 @@
     </w:p>
     <w:p>
       <w:pPr>
-        <w:pStyle w:val="1"/>
+        <w:pStyle w:val="10"/>
       </w:pPr>
       <w:r>
         <w:t>6. Блоки «Доходы всего» и «Объём перевозок»</w:t>
@@ -3647,52 +3449,20 @@
     </w:p>
     <w:p>
       <w:r>
-        <w:t xml:space="preserve">• </w:t>
-      </w:r>
-      <w:proofErr w:type="spellStart"/>
-      <w:r>
-        <w:t>Gross</w:t>
-      </w:r>
-      <w:proofErr w:type="spellEnd"/>
-      <w:r>
-        <w:t xml:space="preserve"> — брутто (доход или объём без выпадения);</w:t>
-      </w:r>
-    </w:p>
-    <w:p>
-      <w:r>
-        <w:t xml:space="preserve">• </w:t>
-      </w:r>
-      <w:proofErr w:type="spellStart"/>
-      <w:r>
-        <w:t>Fallout</w:t>
-      </w:r>
-      <w:proofErr w:type="spellEnd"/>
-      <w:r>
-        <w:t xml:space="preserve"> — выпадение (как правило отрицательная величина при k </w:t>
-      </w:r>
-      <w:proofErr w:type="gramStart"/>
-      <w:r>
-        <w:t>&lt; 1</w:t>
-      </w:r>
-      <w:proofErr w:type="gramEnd"/>
-      <w:r>
-        <w:t>), уменьшающее доход и объём.</w:t>
-      </w:r>
-    </w:p>
-    <w:p>
-      <w:pPr>
-        <w:pStyle w:val="1"/>
-      </w:pPr>
-      <w:r>
-        <w:t xml:space="preserve">7. Эластичное выпадение (Δ </w:t>
-      </w:r>
-      <w:proofErr w:type="spellStart"/>
-      <w:r>
-        <w:t>эласт</w:t>
-      </w:r>
-      <w:proofErr w:type="spellEnd"/>
-      <w:r>
-        <w:t>.)</w:t>
+        <w:t>• Gross — брутто (доход или объём без выпадения);</w:t>
+      </w:r>
+    </w:p>
+    <w:p>
+      <w:r>
+        <w:t>• Fallout — выпадение (как правило отрицательная величина при k &lt; 1), уменьшающее доход и объём.</w:t>
+      </w:r>
+    </w:p>
+    <w:p>
+      <w:pPr>
+        <w:pStyle w:val="10"/>
+      </w:pPr>
+      <w:r>
+        <w:t>7. Эластичное выпадение (Δ эласт.)</w:t>
       </w:r>
     </w:p>
     <w:p>
@@ -3859,36 +3629,23 @@
     </w:p>
     <w:p>
       <w:pPr>
-        <w:pStyle w:val="list"/>
-      </w:pPr>
-      <w:proofErr w:type="spellStart"/>
-      <w:r>
-        <w:t>P_market</w:t>
-      </w:r>
-      <w:proofErr w:type="spellEnd"/>
-      <w:r>
-        <w:t xml:space="preserve"> — рыночная цена за тонну;</w:t>
-      </w:r>
-    </w:p>
-    <w:p>
-      <w:pPr>
-        <w:pStyle w:val="list"/>
-      </w:pPr>
-      <w:r>
-        <w:t>C — себестоимость производства (</w:t>
-      </w:r>
-      <w:proofErr w:type="gramStart"/>
-      <w:r>
-        <w:t>если &gt;</w:t>
-      </w:r>
-      <w:proofErr w:type="gramEnd"/>
-      <w:r>
-        <w:t xml:space="preserve"> 0), иначе полная себестоимость;</w:t>
-      </w:r>
-    </w:p>
-    <w:p>
-      <w:pPr>
-        <w:pStyle w:val="list"/>
+        <w:pStyle w:val="1"/>
+      </w:pPr>
+      <w:r>
+        <w:t>P_market — рыночная цена за тонну;</w:t>
+      </w:r>
+    </w:p>
+    <w:p>
+      <w:pPr>
+        <w:pStyle w:val="1"/>
+      </w:pPr>
+      <w:r>
+        <w:t>C — себестоимость производства (если &gt; 0), иначе полная себестоимость;</w:t>
+      </w:r>
+    </w:p>
+    <w:p>
+      <w:pPr>
+        <w:pStyle w:val="1"/>
       </w:pPr>
       <w:r>
         <w:t>RZD — затраты РЖД за тонну (масштабируются при изменении тарифа);</w:t>
@@ -3896,20 +3653,15 @@
     </w:p>
     <w:p>
       <w:pPr>
-        <w:pStyle w:val="list"/>
-      </w:pPr>
-      <w:proofErr w:type="spellStart"/>
-      <w:r>
-        <w:t>Op</w:t>
-      </w:r>
-      <w:proofErr w:type="spellEnd"/>
-      <w:r>
-        <w:t xml:space="preserve"> — операторские затраты;</w:t>
-      </w:r>
-    </w:p>
-    <w:p>
-      <w:pPr>
-        <w:pStyle w:val="list"/>
+        <w:pStyle w:val="1"/>
+      </w:pPr>
+      <w:r>
+        <w:t>Op — операторские затраты;</w:t>
+      </w:r>
+    </w:p>
+    <w:p>
+      <w:pPr>
+        <w:pStyle w:val="1"/>
       </w:pPr>
       <w:r>
         <w:t>Trans — затраты на перевалку.</w:t>
@@ -3917,15 +3669,7 @@
     </w:p>
     <w:p>
       <w:r>
-        <w:t xml:space="preserve">При </w:t>
-      </w:r>
-      <w:proofErr w:type="spellStart"/>
-      <w:r>
-        <w:t>P_market</w:t>
-      </w:r>
-      <w:proofErr w:type="spellEnd"/>
-      <w:r>
-        <w:t xml:space="preserve"> ≤ 0 маржинальность принимается равной 0.</w:t>
+        <w:t>При P_market ≤ 0 маржинальность принимается равной 0.</w:t>
       </w:r>
     </w:p>
     <w:p>
@@ -3939,15 +3683,7 @@
     </w:p>
     <w:p>
       <w:r>
-        <w:t xml:space="preserve">По кривой эластичности выполняется </w:t>
-      </w:r>
-      <w:proofErr w:type="spellStart"/>
-      <w:r>
-        <w:t>lookup</w:t>
-      </w:r>
-      <w:proofErr w:type="spellEnd"/>
-      <w:r>
-        <w:t xml:space="preserve"> коэффициента по маржинальности (ступенчатая интерполяция «вниз» по точкам кривой). Режим задаётся в сценарии:</w:t>
+        <w:t>По кривой эластичности выполняется lookup коэффициента по маржинальности (ступенчатая интерполяция «вниз» по точкам кривой). Режим задаётся в сценарии:</w:t>
       </w:r>
     </w:p>
     <w:tbl>
@@ -4027,23 +3763,7 @@
               <w:pStyle w:val="table"/>
             </w:pPr>
             <w:r>
-              <w:t xml:space="preserve">k = </w:t>
-            </w:r>
-            <w:proofErr w:type="spellStart"/>
-            <w:r>
-              <w:t>lookup</w:t>
-            </w:r>
-            <w:proofErr w:type="spellEnd"/>
-            <w:r>
-              <w:t>(</w:t>
-            </w:r>
-            <w:proofErr w:type="spellStart"/>
-            <w:r>
-              <w:t>margin_cur</w:t>
-            </w:r>
-            <w:proofErr w:type="spellEnd"/>
-            <w:r>
-              <w:t>)</w:t>
+              <w:t>k = lookup(margin_cur)</w:t>
             </w:r>
           </w:p>
         </w:tc>
@@ -4077,35 +3797,7 @@
               <w:rPr>
                 <w:lang w:val="en-US"/>
               </w:rPr>
-              <w:t>k = 1 + lookup(</w:t>
-            </w:r>
-            <w:proofErr w:type="spellStart"/>
-            <w:r>
-              <w:rPr>
-                <w:lang w:val="en-US"/>
-              </w:rPr>
-              <w:t>margin_cur</w:t>
-            </w:r>
-            <w:proofErr w:type="spellEnd"/>
-            <w:r>
-              <w:rPr>
-                <w:lang w:val="en-US"/>
-              </w:rPr>
-              <w:t>) - lookup(</w:t>
-            </w:r>
-            <w:proofErr w:type="spellStart"/>
-            <w:r>
-              <w:rPr>
-                <w:lang w:val="en-US"/>
-              </w:rPr>
-              <w:t>margin_base</w:t>
-            </w:r>
-            <w:proofErr w:type="spellEnd"/>
-            <w:r>
-              <w:rPr>
-                <w:lang w:val="en-US"/>
-              </w:rPr>
-              <w:t>)</w:t>
+              <w:t>k = 1 + lookup(margin_cur) - lookup(margin_base)</w:t>
             </w:r>
           </w:p>
         </w:tc>
@@ -4133,36 +3825,7 @@
               <w:pStyle w:val="table"/>
             </w:pPr>
             <w:r>
-              <w:t xml:space="preserve">при росте тарифа: k = </w:t>
-            </w:r>
-            <w:proofErr w:type="spellStart"/>
-            <w:proofErr w:type="gramStart"/>
-            <w:r>
-              <w:t>min</w:t>
-            </w:r>
-            <w:proofErr w:type="spellEnd"/>
-            <w:r>
-              <w:t>(</w:t>
-            </w:r>
-            <w:proofErr w:type="gramEnd"/>
-            <w:r>
-              <w:t xml:space="preserve">1 </w:t>
-            </w:r>
-            <w:proofErr w:type="spellStart"/>
-            <w:r>
-              <w:t>lookup</w:t>
-            </w:r>
-            <w:proofErr w:type="spellEnd"/>
-            <w:r>
-              <w:t>(</w:t>
-            </w:r>
-            <w:proofErr w:type="spellStart"/>
-            <w:r>
-              <w:t>margin</w:t>
-            </w:r>
-            <w:proofErr w:type="spellEnd"/>
-            <w:r>
-              <w:t>)) / при снижении — как относительно базы / при нулевом изменении: k = 1</w:t>
+              <w:t>при росте тарифа: k = min(1 lookup(margin)) / при снижении — как относительно базы / при нулевом изменении: k = 1</w:t>
             </w:r>
           </w:p>
         </w:tc>
@@ -4476,15 +4139,7 @@
     </w:p>
     <w:p>
       <w:r>
-        <w:t xml:space="preserve">Если </w:t>
-      </w:r>
-      <w:proofErr w:type="spellStart"/>
-      <w:r>
-        <w:t>enterprise_load</w:t>
-      </w:r>
-      <w:proofErr w:type="spellEnd"/>
-      <w:r>
-        <w:t xml:space="preserve"> ≥ 1, рост объёма не допускается (k = 1 в соответствующих ветках). Итоговый k не бывает отрицательным (k ≥ 0).</w:t>
+        <w:t>Если enterprise_load ≥ 1, рост объёма не допускается (k = 1 в соответствующих ветках). Итоговый k не бывает отрицательным (k ≥ 0).</w:t>
       </w:r>
     </w:p>
     <w:p>
@@ -4592,52 +4247,20 @@
     </w:p>
     <w:p>
       <w:r>
-        <w:t xml:space="preserve">где </w:t>
-      </w:r>
-      <w:proofErr w:type="spellStart"/>
-      <w:r>
-        <w:t>T_cur</w:t>
-      </w:r>
-      <w:proofErr w:type="spellEnd"/>
-      <w:r>
-        <w:t xml:space="preserve"> = P(y) / </w:t>
-      </w:r>
-      <w:proofErr w:type="spellStart"/>
-      <w:r>
-        <w:t>turnover</w:t>
-      </w:r>
-      <w:proofErr w:type="spellEnd"/>
-      <w:r>
-        <w:t xml:space="preserve">(y) (тариф без оборота), </w:t>
-      </w:r>
-      <w:proofErr w:type="spellStart"/>
-      <w:r>
-        <w:t>T_init</w:t>
-      </w:r>
-      <w:proofErr w:type="spellEnd"/>
-      <w:r>
-        <w:t xml:space="preserve"> — начальная провозная плата маршрута.</w:t>
-      </w:r>
-    </w:p>
-    <w:p>
-      <w:pPr>
-        <w:pStyle w:val="list"/>
-      </w:pPr>
-      <w:r>
-        <w:t xml:space="preserve">если </w:t>
-      </w:r>
-      <w:proofErr w:type="spellStart"/>
-      <w:r>
-        <w:t>charge_ratio</w:t>
-      </w:r>
-      <w:proofErr w:type="spellEnd"/>
-      <w:r>
-        <w:t xml:space="preserve"> = 1 (тариф не изменился) → выпадение равно нулю;</w:t>
-      </w:r>
-    </w:p>
-    <w:p>
-      <w:pPr>
-        <w:pStyle w:val="list"/>
+        <w:t>где T_cur = P(y) / turnover(y) (тариф без оборота), T_init — начальная провозная плата маршрута.</w:t>
+      </w:r>
+    </w:p>
+    <w:p>
+      <w:pPr>
+        <w:pStyle w:val="1"/>
+      </w:pPr>
+      <w:r>
+        <w:t>если charge_ratio = 1 (тариф не изменился) → выпадение равно нулю;</w:t>
+      </w:r>
+    </w:p>
+    <w:p>
+      <w:pPr>
+        <w:pStyle w:val="1"/>
       </w:pPr>
       <w:r>
         <w:t>иначе по маржинальности (п. 7.1–7.2) получают коэффициент удержания k.</w:t>
@@ -4735,15 +4358,7 @@
     </w:p>
     <w:p>
       <w:r>
-        <w:t xml:space="preserve">где V — базовый объём маршрута (т). При k </w:t>
-      </w:r>
-      <w:proofErr w:type="gramStart"/>
-      <w:r>
-        <w:t>&lt; 1</w:t>
-      </w:r>
-      <w:proofErr w:type="gramEnd"/>
-      <w:r>
-        <w:t xml:space="preserve"> величина ΔV отрицательная (потеря тоннажа).</w:t>
+        <w:t>где V — базовый объём маршрута (т). При k &lt; 1 величина ΔV отрицательная (потеря тоннажа).</w:t>
       </w:r>
     </w:p>
     <w:p>
@@ -5011,7 +4626,7 @@
     </w:p>
     <w:p>
       <w:pPr>
-        <w:pStyle w:val="list"/>
+        <w:pStyle w:val="1"/>
       </w:pPr>
       <w:r>
         <w:t>при k = 1 спрос не меняется → ΔR = 0;</w:t>
@@ -5019,7 +4634,7 @@
     </w:p>
     <w:p>
       <w:pPr>
-        <w:pStyle w:val="list"/>
+        <w:pStyle w:val="1"/>
       </w:pPr>
       <w:r>
         <w:t>при k = 0.95 спрос падает на 5% → доход падает на 5% от P(y);</w:t>
@@ -5027,18 +4642,10 @@
     </w:p>
     <w:p>
       <w:pPr>
-        <w:pStyle w:val="list"/>
-      </w:pPr>
-      <w:r>
-        <w:t xml:space="preserve">при </w:t>
-      </w:r>
-      <w:proofErr w:type="gramStart"/>
-      <w:r>
-        <w:t>k &gt;</w:t>
-      </w:r>
-      <w:proofErr w:type="gramEnd"/>
-      <w:r>
-        <w:t xml:space="preserve"> 1 (рост спроса) → ΔR положительное.</w:t>
+        <w:pStyle w:val="1"/>
+      </w:pPr>
+      <w:r>
+        <w:t>при k &gt; 1 (рост спроса) → ΔR положительное.</w:t>
       </w:r>
     </w:p>
     <w:p>
@@ -5207,15 +4814,7 @@
     </w:p>
     <w:p>
       <w:r>
-        <w:t xml:space="preserve">Итог: выпадение доходов = текущая провозная плата × (удержание спроса − 1). Это не отдельная «скидка» к </w:t>
-      </w:r>
-      <w:proofErr w:type="gramStart"/>
-      <w:r>
-        <w:t>тарифу</w:t>
-      </w:r>
-      <w:proofErr w:type="gramEnd"/>
-      <w:r>
-        <w:t xml:space="preserve"> а коррекция дохода из‑за изменения перевозимого объёма.</w:t>
+        <w:t>Итог: выпадение доходов = текущая провозная плата × (удержание спроса − 1). Это не отдельная «скидка» к тарифу а коррекция дохода из‑за изменения перевозимого объёма.</w:t>
       </w:r>
     </w:p>
     <w:p>
@@ -5487,28 +5086,28 @@
     </w:tbl>
     <w:p>
       <w:pPr>
+        <w:pStyle w:val="10"/>
+      </w:pPr>
+      <w:r>
+        <w:t>9. Числовой пример</w:t>
+      </w:r>
+    </w:p>
+    <w:p>
+      <w:pPr>
+        <w:pStyle w:val="2"/>
+      </w:pPr>
+      <w:r>
+        <w:t>9.1. Эффект базовых и отдельных решений</w:t>
+      </w:r>
+    </w:p>
+    <w:p>
+      <w:r>
+        <w:t>Исходные данные одного маршрута (второй год сценария):</w:t>
+      </w:r>
+    </w:p>
+    <w:p>
+      <w:pPr>
         <w:pStyle w:val="1"/>
-      </w:pPr>
-      <w:r>
-        <w:t>9. Числовой пример</w:t>
-      </w:r>
-    </w:p>
-    <w:p>
-      <w:pPr>
-        <w:pStyle w:val="2"/>
-      </w:pPr>
-      <w:r>
-        <w:t>9.1. Эффект базовых и отдельных решений</w:t>
-      </w:r>
-    </w:p>
-    <w:p>
-      <w:r>
-        <w:t>Исходные данные одного маршрута (второй год сценария):</w:t>
-      </w:r>
-    </w:p>
-    <w:p>
-      <w:pPr>
-        <w:pStyle w:val="list"/>
         <w:rPr>
           <w:lang w:val="en-US"/>
         </w:rPr>
@@ -5534,7 +5133,7 @@
     </w:p>
     <w:p>
       <w:pPr>
-        <w:pStyle w:val="list"/>
+        <w:pStyle w:val="1"/>
         <w:rPr>
           <w:lang w:val="en-US"/>
         </w:rPr>
@@ -5543,26 +5142,12 @@
         <w:rPr>
           <w:lang w:val="en-US"/>
         </w:rPr>
-        <w:t xml:space="preserve">BTD: </w:t>
-      </w:r>
-      <w:proofErr w:type="spellStart"/>
-      <w:r>
-        <w:rPr>
-          <w:lang w:val="en-US"/>
-        </w:rPr>
-        <w:t>K_base</w:t>
-      </w:r>
-      <w:proofErr w:type="spellEnd"/>
-      <w:r>
-        <w:rPr>
-          <w:lang w:val="en-US"/>
-        </w:rPr>
-        <w:t xml:space="preserve"> = 1,10 (+10%);</w:t>
-      </w:r>
-    </w:p>
-    <w:p>
-      <w:pPr>
-        <w:pStyle w:val="list"/>
+        <w:t>BTD: K_base = 1,10 (+10%);</w:t>
+      </w:r>
+    </w:p>
+    <w:p>
+      <w:pPr>
+        <w:pStyle w:val="1"/>
         <w:rPr>
           <w:lang w:val="en-US"/>
         </w:rPr>
@@ -5583,65 +5168,15 @@
         <w:rPr>
           <w:lang w:val="en-US"/>
         </w:rPr>
-        <w:t xml:space="preserve">: </w:t>
-      </w:r>
-      <w:proofErr w:type="spellStart"/>
-      <w:r>
-        <w:rPr>
-          <w:lang w:val="en-US"/>
-        </w:rPr>
-        <w:t>k_raw</w:t>
-      </w:r>
-      <w:proofErr w:type="spellEnd"/>
-      <w:r>
-        <w:rPr>
-          <w:lang w:val="en-US"/>
-        </w:rPr>
-        <w:t xml:space="preserve"> = 1,05; </w:t>
-      </w:r>
-      <w:proofErr w:type="spellStart"/>
-      <w:r>
-        <w:rPr>
-          <w:lang w:val="en-US"/>
-        </w:rPr>
-        <w:t>base_percent</w:t>
-      </w:r>
-      <w:proofErr w:type="spellEnd"/>
-      <w:r>
-        <w:rPr>
-          <w:lang w:val="en-US"/>
-        </w:rPr>
-        <w:t xml:space="preserve"> = 100% → </w:t>
-      </w:r>
-      <w:proofErr w:type="spellStart"/>
-      <w:r>
-        <w:rPr>
-          <w:lang w:val="en-US"/>
-        </w:rPr>
-        <w:t>k_eff</w:t>
-      </w:r>
-      <w:proofErr w:type="spellEnd"/>
-      <w:r>
-        <w:rPr>
-          <w:lang w:val="en-US"/>
-        </w:rPr>
-        <w:t xml:space="preserve"> = 1,05;</w:t>
-      </w:r>
-    </w:p>
-    <w:p>
-      <w:pPr>
-        <w:pStyle w:val="list"/>
-      </w:pPr>
-      <w:r>
-        <w:t>оборот не меняется (</w:t>
-      </w:r>
-      <w:proofErr w:type="spellStart"/>
-      <w:r>
-        <w:t>turnover</w:t>
-      </w:r>
-      <w:proofErr w:type="spellEnd"/>
-      <w:r>
-        <w:t xml:space="preserve"> = 1).</w:t>
+        <w:t>: k_raw = 1,05; base_percent = 100% → k_eff = 1,05;</w:t>
+      </w:r>
+    </w:p>
+    <w:p>
+      <w:pPr>
+        <w:pStyle w:val="1"/>
+      </w:pPr>
+      <w:r>
+        <w:t>оборот не меняется (turnover = 1).</w:t>
       </w:r>
     </w:p>
     <w:p>
@@ -5871,15 +5406,7 @@
     </w:p>
     <w:p>
       <w:r>
-        <w:t xml:space="preserve">Пример с оборотом: начальный тариф 100 руб., </w:t>
-      </w:r>
-      <w:proofErr w:type="spellStart"/>
-      <w:r>
-        <w:t>turnover</w:t>
-      </w:r>
-      <w:proofErr w:type="spellEnd"/>
-      <w:r>
-        <w:t xml:space="preserve"> = 1,2, без индексации → отображаемая провозная плата 100 × 1,2 = 120.</w:t>
+        <w:t>Пример с оборотом: начальный тариф 100 руб., turnover = 1,2, без индексации → отображаемая провозная плата 100 × 1,2 = 120.</w:t>
       </w:r>
     </w:p>
     <w:p>
@@ -5892,23 +5419,7 @@
     </w:p>
     <w:p>
       <w:r>
-        <w:t>Продолжаем тот же маршрут: P(y) = 1,15 млрд руб. Тариф вырос (</w:t>
-      </w:r>
-      <w:proofErr w:type="spellStart"/>
-      <w:r>
-        <w:t>charge_</w:t>
-      </w:r>
-      <w:proofErr w:type="gramStart"/>
-      <w:r>
-        <w:t>ratio</w:t>
-      </w:r>
-      <w:proofErr w:type="spellEnd"/>
-      <w:r>
-        <w:t xml:space="preserve"> &gt;</w:t>
-      </w:r>
-      <w:proofErr w:type="gramEnd"/>
-      <w:r>
-        <w:t xml:space="preserve"> 1), спрос частично «отваливается».</w:t>
+        <w:t>Продолжаем тот же маршрут: P(y) = 1,15 млрд руб. Тариф вырос (charge_ratio &gt; 1), спрос частично «отваливается».</w:t>
       </w:r>
     </w:p>
     <w:p>
@@ -5918,7 +5429,7 @@
     </w:p>
     <w:p>
       <w:pPr>
-        <w:pStyle w:val="list"/>
+        <w:pStyle w:val="1"/>
         <w:ind w:left="0" w:firstLine="709"/>
       </w:pPr>
       <w:r>
@@ -5927,22 +5438,17 @@
     </w:p>
     <w:p>
       <w:pPr>
-        <w:pStyle w:val="list"/>
+        <w:pStyle w:val="1"/>
         <w:ind w:left="0" w:firstLine="709"/>
       </w:pPr>
-      <w:proofErr w:type="spellStart"/>
       <w:r>
         <w:lastRenderedPageBreak/>
-        <w:t>turnover</w:t>
-      </w:r>
-      <w:proofErr w:type="spellEnd"/>
-      <w:r>
-        <w:t xml:space="preserve"> = 1;</w:t>
-      </w:r>
-    </w:p>
-    <w:p>
-      <w:pPr>
-        <w:pStyle w:val="list"/>
+        <w:t>turnover = 1;</w:t>
+      </w:r>
+    </w:p>
+    <w:p>
+      <w:pPr>
+        <w:pStyle w:val="1"/>
         <w:ind w:left="0" w:firstLine="709"/>
       </w:pPr>
       <w:r>
@@ -6250,28 +5756,12 @@
     </w:tbl>
     <w:p>
       <w:r>
-        <w:t xml:space="preserve">Проверка: </w:t>
-      </w:r>
-      <w:proofErr w:type="spellStart"/>
-      <w:r>
-        <w:t>R_net</w:t>
-      </w:r>
-      <w:proofErr w:type="spellEnd"/>
-      <w:r>
-        <w:t xml:space="preserve"> = P(y) × k = 1,15 × 0,96 = 1,104 млрд — совпадает.</w:t>
-      </w:r>
-    </w:p>
-    <w:p>
-      <w:r>
-        <w:t xml:space="preserve">Если бы k = 1 (тариф не изменился или спрос неэластичен), оба выпадения были бы равны </w:t>
-      </w:r>
-      <w:proofErr w:type="gramStart"/>
-      <w:r>
-        <w:t>нулю</w:t>
-      </w:r>
-      <w:proofErr w:type="gramEnd"/>
-      <w:r>
-        <w:t xml:space="preserve"> а нетто = брутто.</w:t>
+        <w:t>Проверка: R_net = P(y) × k = 1,15 × 0,96 = 1,104 млрд — совпадает.</w:t>
+      </w:r>
+    </w:p>
+    <w:p>
+      <w:r>
+        <w:t>Если бы k = 1 (тариф не изменился или спрос неэластичен), оба выпадения были бы равны нулю а нетто = брутто.</w:t>
       </w:r>
     </w:p>
     <w:sectPr>
@@ -6890,7 +6380,7 @@
     <w:tmpl w:val="E48C8852"/>
     <w:lvl w:ilvl="0" w:tplc="BA6678EE">
       <w:numFmt w:val="bullet"/>
-      <w:pStyle w:val="list"/>
+      <w:pStyle w:val="1"/>
       <w:lvlText w:val="•"/>
       <w:lvlJc w:val="left"/>
       <w:pPr>
@@ -7424,11 +6914,11 @@
       <w:szCs w:val="28"/>
     </w:rPr>
   </w:style>
-  <w:style w:type="paragraph" w:styleId="1">
+  <w:style w:type="paragraph" w:styleId="10">
     <w:name w:val="heading 1"/>
     <w:basedOn w:val="a"/>
     <w:next w:val="a"/>
-    <w:link w:val="10"/>
+    <w:link w:val="11"/>
     <w:uiPriority w:val="9"/>
     <w:qFormat/>
     <w:rsid w:val="00ED23B5"/>
@@ -7442,7 +6932,7 @@
   </w:style>
   <w:style w:type="paragraph" w:styleId="2">
     <w:name w:val="heading 2"/>
-    <w:basedOn w:val="1"/>
+    <w:basedOn w:val="10"/>
     <w:next w:val="a"/>
     <w:link w:val="20"/>
     <w:uiPriority w:val="9"/>
@@ -7481,10 +6971,10 @@
     <w:semiHidden/>
     <w:unhideWhenUsed/>
   </w:style>
-  <w:style w:type="character" w:customStyle="1" w:styleId="10">
+  <w:style w:type="character" w:customStyle="1" w:styleId="11">
     <w:name w:val="Заголовок 1 Знак"/>
     <w:basedOn w:val="a0"/>
-    <w:link w:val="1"/>
+    <w:link w:val="10"/>
     <w:uiPriority w:val="9"/>
     <w:rsid w:val="00ED23B5"/>
     <w:rPr>
@@ -7599,10 +7089,10 @@
       <w:szCs w:val="28"/>
     </w:rPr>
   </w:style>
-  <w:style w:type="paragraph" w:customStyle="1" w:styleId="list">
-    <w:name w:val="list"/>
+  <w:style w:type="paragraph" w:customStyle="1" w:styleId="1">
+    <w:name w:val="Список1"/>
     <w:basedOn w:val="a3"/>
-    <w:link w:val="list0"/>
+    <w:link w:val="list"/>
     <w:qFormat/>
     <w:rsid w:val="00ED23B5"/>
     <w:pPr>
@@ -7623,10 +7113,10 @@
       <w:szCs w:val="28"/>
     </w:rPr>
   </w:style>
-  <w:style w:type="character" w:customStyle="1" w:styleId="list0">
+  <w:style w:type="character" w:customStyle="1" w:styleId="list">
     <w:name w:val="list Знак"/>
     <w:basedOn w:val="a4"/>
-    <w:link w:val="list"/>
+    <w:link w:val="1"/>
     <w:rsid w:val="00ED23B5"/>
     <w:rPr>
       <w:rFonts w:ascii="Times New Roman" w:hAnsi="Times New Roman" w:cs="Times New Roman"/>
